--- a/pr-preview/pr-349/linear-algebra-direct-sums.docx
+++ b/pr-preview/pr-349/linear-algebra-direct-sums.docx
@@ -15,7 +15,7 @@
         <w:pStyle w:val="Date"/>
       </w:pPr>
       <w:r>
-        <w:t xml:space="preserve">Last modified: 2026-10-17 02:44:23 (PDT)</w:t>
+        <w:t xml:space="preserve">Last modified: 2026-10-17 04:02:11 (PDT)</w:t>
       </w:r>
     </w:p>
     <w:bookmarkStart w:id="47" w:name="sec-direct-sums"/>
